--- a/solutions_labs/Lab2/Lab2_program2.docx
+++ b/solutions_labs/Lab2/Lab2_program2.docx
@@ -110,15 +110,6 @@
         <w:rPr>
           <w:rStyle w:val="VerbatimChar"/>
         </w:rPr>
-        <w:t xml:space="preserve"># Program 2: audit of a small server firewall</w:t>
-      </w:r>
-      <w:r>
-        <w:br/>
-      </w:r>
-      <w:r>
-        <w:rPr>
-          <w:rStyle w:val="VerbatimChar"/>
-        </w:rPr>
         <w:t xml:space="preserve">office = 10.0.0.0/24</w:t>
       </w:r>
       <w:r>
@@ -796,53 +787,209 @@
       </w:r>
     </w:p>
     <w:bookmarkEnd w:id="22"/>
-    <w:bookmarkStart w:id="23" w:name="check-against-the-grammar"/>
+    <w:bookmarkStart w:id="23" w:name="how-i-checked-it"/>
     <w:p>
       <w:pPr>
         <w:pStyle w:val="Heading2"/>
       </w:pPr>
       <w:r>
-        <w:t xml:space="preserve">Check against the grammar</w:t>
+        <w:t xml:space="preserve">How I checked it</w:t>
       </w:r>
     </w:p>
-    <w:p>
-      <w:pPr>
-        <w:pStyle w:val="FirstParagraph"/>
-      </w:pPr>
-      <w:r>
-        <w:t xml:space="preserve">I ran the program through the table-driven LL(1) parser built from the BNF. It is accepted with 33 statements. It also parses with the Lab 1 version of the grammar. The program has strings with</w:t>
-      </w:r>
-      <w:r>
-        <w:t xml:space="preserve"> </w:t>
-      </w:r>
-      <w:r>
-        <w:rPr>
-          <w:rStyle w:val="VerbatimChar"/>
-        </w:rPr>
-        <w:t xml:space="preserve">:</w:t>
-      </w:r>
-      <w:r>
-        <w:t xml:space="preserve"> </w:t>
-      </w:r>
-      <w:r>
-        <w:t xml:space="preserve">and</w:t>
-      </w:r>
-      <w:r>
-        <w:t xml:space="preserve"> </w:t>
-      </w:r>
-      <w:r>
-        <w:rPr>
-          <w:rStyle w:val="VerbatimChar"/>
-        </w:rPr>
-        <w:t xml:space="preserve">.</w:t>
-      </w:r>
-      <w:r>
-        <w:t xml:space="preserve"> </w:t>
-      </w:r>
-      <w:r>
-        <w:t xml:space="preserve">only, so none of the changes from the GenAI check are needed to run it.</w:t>
-      </w:r>
-    </w:p>
+    <w:tbl>
+      <w:tblPr>
+        <w:tblStyle w:val="Table"/>
+        <w:tblW w:type="pct" w:w="5000"/>
+        <w:tblLook w:firstRow="1" w:lastRow="0" w:firstColumn="0" w:lastColumn="0" w:noHBand="0" w:noVBand="0" w:val="0020"/>
+        <w:jc w:val="start"/>
+      </w:tblPr>
+      <w:tblGrid>
+        <w:gridCol w:w="3960"/>
+        <w:gridCol w:w="3960"/>
+      </w:tblGrid>
+      <w:tr>
+        <w:trPr>
+          <w:tblHeader w:val="true"/>
+        </w:trPr>
+        <w:tc>
+          <w:tcPr/>
+          <w:p>
+            <w:pPr>
+              <w:pStyle w:val="Compact"/>
+              <w:jc w:val="left"/>
+            </w:pPr>
+            <w:r>
+              <w:t xml:space="preserve">What I tried</w:t>
+            </w:r>
+          </w:p>
+        </w:tc>
+        <w:tc>
+          <w:tcPr/>
+          <w:p>
+            <w:pPr>
+              <w:pStyle w:val="Compact"/>
+              <w:jc w:val="left"/>
+            </w:pPr>
+            <w:r>
+              <w:t xml:space="preserve">Result</w:t>
+            </w:r>
+          </w:p>
+        </w:tc>
+      </w:tr>
+      <w:tr>
+        <w:tc>
+          <w:tcPr/>
+          <w:p>
+            <w:pPr>
+              <w:pStyle w:val="Compact"/>
+              <w:jc w:val="left"/>
+            </w:pPr>
+            <w:r>
+              <w:t xml:space="preserve">Parsed it with an LL(1) table parser built from the BNF</w:t>
+            </w:r>
+          </w:p>
+        </w:tc>
+        <w:tc>
+          <w:tcPr/>
+          <w:p>
+            <w:pPr>
+              <w:pStyle w:val="Compact"/>
+              <w:jc w:val="left"/>
+            </w:pPr>
+            <w:r>
+              <w:t xml:space="preserve">Accepted, 33 statements. The Lab 1 grammar accepts it too.</w:t>
+            </w:r>
+          </w:p>
+        </w:tc>
+      </w:tr>
+      <w:tr>
+        <w:tc>
+          <w:tcPr/>
+          <w:p>
+            <w:pPr>
+              <w:pStyle w:val="Compact"/>
+              <w:jc w:val="left"/>
+            </w:pPr>
+            <w:r>
+              <w:t xml:space="preserve">Five broken copies: no</w:t>
+            </w:r>
+            <w:r>
+              <w:t xml:space="preserve"> </w:t>
+            </w:r>
+            <w:r>
+              <w:rPr>
+                <w:rStyle w:val="VerbatimChar"/>
+              </w:rPr>
+              <w:t xml:space="preserve">do</w:t>
+            </w:r>
+            <w:r>
+              <w:t xml:space="preserve"> </w:t>
+            </w:r>
+            <w:r>
+              <w:t xml:space="preserve">in a</w:t>
+            </w:r>
+            <w:r>
+              <w:t xml:space="preserve"> </w:t>
+            </w:r>
+            <w:r>
+              <w:rPr>
+                <w:rStyle w:val="VerbatimChar"/>
+              </w:rPr>
+              <w:t xml:space="preserve">for</w:t>
+            </w:r>
+            <w:r>
+              <w:t xml:space="preserve">, packet fields swapped, missing</w:t>
+            </w:r>
+            <w:r>
+              <w:t xml:space="preserve"> </w:t>
+            </w:r>
+            <w:r>
+              <w:rPr>
+                <w:rStyle w:val="VerbatimChar"/>
+              </w:rPr>
+              <w:t xml:space="preserve">]</w:t>
+            </w:r>
+            <w:r>
+              <w:t xml:space="preserve"> </w:t>
+            </w:r>
+            <w:r>
+              <w:t xml:space="preserve">after the list, a range with no end (</w:t>
+            </w:r>
+            <w:r>
+              <w:rPr>
+                <w:rStyle w:val="VerbatimChar"/>
+              </w:rPr>
+              <w:t xml:space="preserve">1..</w:t>
+            </w:r>
+            <w:r>
+              <w:t xml:space="preserve">), a missing</w:t>
+            </w:r>
+            <w:r>
+              <w:t xml:space="preserve"> </w:t>
+            </w:r>
+            <w:r>
+              <w:rPr>
+                <w:rStyle w:val="VerbatimChar"/>
+              </w:rPr>
+              <w:t xml:space="preserve">end</w:t>
+            </w:r>
+            <w:r>
+              <w:t xml:space="preserve"> </w:t>
+            </w:r>
+            <w:r>
+              <w:t xml:space="preserve">on an inner</w:t>
+            </w:r>
+            <w:r>
+              <w:t xml:space="preserve"> </w:t>
+            </w:r>
+            <w:r>
+              <w:rPr>
+                <w:rStyle w:val="VerbatimChar"/>
+              </w:rPr>
+              <w:t xml:space="preserve">if</w:t>
+            </w:r>
+          </w:p>
+        </w:tc>
+        <w:tc>
+          <w:tcPr/>
+          <w:p>
+            <w:pPr>
+              <w:pStyle w:val="Compact"/>
+              <w:jc w:val="left"/>
+            </w:pPr>
+            <w:r>
+              <w:t xml:space="preserve">All five rejected, each error points to the right line.</w:t>
+            </w:r>
+          </w:p>
+        </w:tc>
+      </w:tr>
+      <w:tr>
+        <w:tc>
+          <w:tcPr/>
+          <w:p>
+            <w:pPr>
+              <w:pStyle w:val="Compact"/>
+              <w:jc w:val="left"/>
+            </w:pPr>
+            <w:r>
+              <w:t xml:space="preserve">Expected output</w:t>
+            </w:r>
+          </w:p>
+        </w:tc>
+        <w:tc>
+          <w:tcPr/>
+          <w:p>
+            <w:pPr>
+              <w:pStyle w:val="Compact"/>
+              <w:jc w:val="left"/>
+            </w:pPr>
+            <w:r>
+              <w:t xml:space="preserve">Worked out by hand, then recomputed with a Python script that applies the rules in order, including the loop over ports 1 to 1024. The results match.</w:t>
+            </w:r>
+          </w:p>
+        </w:tc>
+      </w:tr>
+    </w:tbl>
     <w:bookmarkEnd w:id="23"/>
     <w:bookmarkStart w:id="24" w:name="output"/>
     <w:p>
@@ -858,7 +1005,7 @@
         <w:pStyle w:val="FirstParagraph"/>
       </w:pPr>
       <w:r>
-        <w:t xml:space="preserve">There is no interpreter yet, so I worked the output out by hand and checked it with a Python script that applies the rules in order. This is the expected output:</w:t>
+        <w:t xml:space="preserve">There is no interpreter yet, so this is the output from the hand check above:</w:t>
       </w:r>
     </w:p>
     <w:p>
